--- a/docx/08-acl-seguridad/boletin-U08-inicial-resuelto.docx
+++ b/docx/08-acl-seguridad/boletin-U08-inicial-resuelto.docx
@@ -15,6 +15,9 @@
             <w:pStyle w:val="TOCHeading"/>
           </w:pPr>
           <w:r>
+            <w:rPr>
+              <w:lang w:val="es-ES"/>
+            </w:rPr>
             <w:t xml:space="preserve">Table of Contents</w:t>
           </w:r>
         </w:p>
@@ -34,6 +37,9 @@
         <w:pStyle w:val="Heading1"/>
       </w:pPr>
       <w:r>
+        <w:rPr>
+          <w:lang w:val="es-ES"/>
+        </w:rPr>
         <w:t xml:space="preserve">Boletín UD8 — Inicial (Resuelto)</w:t>
       </w:r>
     </w:p>
@@ -44,6 +50,9 @@
         <w:pStyle w:val="Heading1"/>
       </w:pPr>
       <w:r>
+        <w:rPr>
+          <w:lang w:val="es-ES"/>
+        </w:rPr>
         <w:t xml:space="preserve">✅ Boletín UD8 — Inicial (Resuelto)</w:t>
       </w:r>
     </w:p>
@@ -60,6 +69,9 @@
         <w:pStyle w:val="Heading2"/>
       </w:pPr>
       <w:r>
+        <w:rPr>
+          <w:lang w:val="es-ES"/>
+        </w:rPr>
         <w:t xml:space="preserve">1. Verdadero o falso</w:t>
       </w:r>
     </w:p>
@@ -75,13 +87,20 @@
         <w:rPr>
           <w:b/>
           <w:bCs/>
+          <w:lang w:val="es-ES"/>
         </w:rPr>
         <w:t xml:space="preserve">Verdadero.</w:t>
       </w:r>
       <w:r>
-        <w:t xml:space="preserve"> </w:t>
-      </w:r>
-      <w:r>
+        <w:rPr>
+          <w:lang w:val="es-ES"/>
+        </w:rPr>
+        <w:t xml:space="preserve"> </w:t>
+      </w:r>
+      <w:r>
+        <w:rPr>
+          <w:lang w:val="es-ES"/>
+        </w:rPr>
         <w:t xml:space="preserve">Solo IP origen (o rechaza todo lo demás). Para origen+destino+puerto, extendida.</w:t>
       </w:r>
     </w:p>
@@ -97,29 +116,46 @@
         <w:rPr>
           <w:b/>
           <w:bCs/>
+          <w:lang w:val="es-ES"/>
         </w:rPr>
         <w:t xml:space="preserve">Falso.</w:t>
       </w:r>
       <w:r>
-        <w:t xml:space="preserve"> </w:t>
-      </w:r>
-      <w:r>
+        <w:rPr>
+          <w:lang w:val="es-ES"/>
+        </w:rPr>
+        <w:t xml:space="preserve"> </w:t>
+      </w:r>
+      <w:r>
+        <w:rPr>
+          <w:lang w:val="es-ES"/>
+        </w:rPr>
         <w:t xml:space="preserve">Al final hay un</w:t>
       </w:r>
       <w:r>
+        <w:rPr>
+          <w:lang w:val="es-ES"/>
+        </w:rPr>
         <w:t xml:space="preserve"> </w:t>
       </w:r>
       <w:r>
         <w:rPr>
           <w:b/>
           <w:bCs/>
+          <w:lang w:val="es-ES"/>
         </w:rPr>
         <w:t xml:space="preserve">deny any</w:t>
       </w:r>
       <w:r>
-        <w:t xml:space="preserve"> </w:t>
-      </w:r>
-      <w:r>
+        <w:rPr>
+          <w:lang w:val="es-ES"/>
+        </w:rPr>
+        <w:t xml:space="preserve"> </w:t>
+      </w:r>
+      <w:r>
+        <w:rPr>
+          <w:lang w:val="es-ES"/>
+        </w:rPr>
         <w:t xml:space="preserve">implícito, no permit.</w:t>
       </w:r>
     </w:p>
@@ -135,13 +171,20 @@
         <w:rPr>
           <w:b/>
           <w:bCs/>
+          <w:lang w:val="es-ES"/>
         </w:rPr>
         <w:t xml:space="preserve">Verdadero.</w:t>
       </w:r>
       <w:r>
-        <w:t xml:space="preserve"> </w:t>
-      </w:r>
-      <w:r>
+        <w:rPr>
+          <w:lang w:val="es-ES"/>
+        </w:rPr>
+        <w:t xml:space="preserve"> </w:t>
+      </w:r>
+      <w:r>
+        <w:rPr>
+          <w:lang w:val="es-ES"/>
+        </w:rPr>
         <w:t xml:space="preserve">Protocolo (IP, TCP, UDP, ICMP…), IP origen/destino y puerto de origen/destino.</w:t>
       </w:r>
     </w:p>
@@ -157,13 +200,20 @@
         <w:rPr>
           <w:b/>
           <w:bCs/>
+          <w:lang w:val="es-ES"/>
         </w:rPr>
         <w:t xml:space="preserve">Verdadero.</w:t>
       </w:r>
       <w:r>
-        <w:t xml:space="preserve"> </w:t>
-      </w:r>
-      <w:r>
+        <w:rPr>
+          <w:lang w:val="es-ES"/>
+        </w:rPr>
+        <w:t xml:space="preserve"> </w:t>
+      </w:r>
+      <w:r>
+        <w:rPr>
+          <w:lang w:val="es-ES"/>
+        </w:rPr>
         <w:t xml:space="preserve">Con solo líneas deny, el deny any implícito del final rechaza todo: la ACL corta el 100% del tráfico que evalúa.</w:t>
       </w:r>
     </w:p>
@@ -179,13 +229,20 @@
         <w:rPr>
           <w:b/>
           <w:bCs/>
+          <w:lang w:val="es-ES"/>
         </w:rPr>
         <w:t xml:space="preserve">Verdadero.</w:t>
       </w:r>
       <w:r>
-        <w:t xml:space="preserve"> </w:t>
-      </w:r>
-      <w:r>
+        <w:rPr>
+          <w:lang w:val="es-ES"/>
+        </w:rPr>
+        <w:t xml:space="preserve"> </w:t>
+      </w:r>
+      <w:r>
+        <w:rPr>
+          <w:lang w:val="es-ES"/>
+        </w:rPr>
         <w:t xml:space="preserve">Y con contadores de matches por línea, muy útil para diagnosticar.</w:t>
       </w:r>
     </w:p>
@@ -196,6 +253,9 @@
         <w:pStyle w:val="Heading2"/>
       </w:pPr>
       <w:r>
+        <w:rPr>
+          <w:lang w:val="es-ES"/>
+        </w:rPr>
         <w:t xml:space="preserve">2. Números de ACL</w:t>
       </w:r>
     </w:p>
@@ -220,6 +280,9 @@
               <w:pStyle w:val="Compact"/>
             </w:pPr>
             <w:r>
+              <w:rPr>
+                <w:lang w:val="es-ES"/>
+              </w:rPr>
               <w:t xml:space="preserve">Tipo</w:t>
             </w:r>
           </w:p>
@@ -231,6 +294,9 @@
               <w:pStyle w:val="Compact"/>
             </w:pPr>
             <w:r>
+              <w:rPr>
+                <w:lang w:val="es-ES"/>
+              </w:rPr>
               <w:t xml:space="preserve">Rango</w:t>
             </w:r>
           </w:p>
@@ -244,6 +310,9 @@
               <w:pStyle w:val="Compact"/>
             </w:pPr>
             <w:r>
+              <w:rPr>
+                <w:lang w:val="es-ES"/>
+              </w:rPr>
               <w:t xml:space="preserve">Estándar</w:t>
             </w:r>
           </w:p>
@@ -258,6 +327,7 @@
               <w:rPr>
                 <w:b/>
                 <w:bCs/>
+                <w:lang w:val="es-ES"/>
               </w:rPr>
               <w:t xml:space="preserve">1-99, 1300-1999</w:t>
             </w:r>
@@ -272,6 +342,9 @@
               <w:pStyle w:val="Compact"/>
             </w:pPr>
             <w:r>
+              <w:rPr>
+                <w:lang w:val="es-ES"/>
+              </w:rPr>
               <w:t xml:space="preserve">Extendida</w:t>
             </w:r>
           </w:p>
@@ -286,6 +359,7 @@
               <w:rPr>
                 <w:b/>
                 <w:bCs/>
+                <w:lang w:val="es-ES"/>
               </w:rPr>
               <w:t xml:space="preserve">100-199, 2000-2699</w:t>
             </w:r>
@@ -300,6 +374,9 @@
         <w:pStyle w:val="Heading2"/>
       </w:pPr>
       <w:r>
+        <w:rPr>
+          <w:lang w:val="es-ES"/>
+        </w:rPr>
         <w:t xml:space="preserve">3. ¿Qué comando?</w:t>
       </w:r>
     </w:p>
@@ -308,72 +385,121 @@
         <w:pStyle w:val="FirstParagraph"/>
       </w:pPr>
       <w:r>
+        <w:rPr>
+          <w:lang w:val="es-ES"/>
+        </w:rPr>
         <w:t xml:space="preserve">1 → b (</w:t>
       </w:r>
       <w:r>
         <w:rPr>
           <w:rStyle w:val="VerbatimChar"/>
+          <w:lang w:val="es-ES"/>
         </w:rPr>
         <w:t xml:space="preserve">ip access-group</w:t>
       </w:r>
       <w:r>
-        <w:t xml:space="preserve"> </w:t>
-      </w:r>
-      <w:r>
+        <w:rPr>
+          <w:lang w:val="es-ES"/>
+        </w:rPr>
+        <w:t xml:space="preserve"> </w:t>
+      </w:r>
+      <w:r>
+        <w:rPr>
+          <w:lang w:val="es-ES"/>
+        </w:rPr>
         <w:t xml:space="preserve">= aplicar ACL a interfaz)</w:t>
       </w:r>
       <w:r>
-        <w:t xml:space="preserve"> </w:t>
-      </w:r>
-      <w:r>
+        <w:rPr>
+          <w:lang w:val="es-ES"/>
+        </w:rPr>
+        <w:t xml:space="preserve"> </w:t>
+      </w:r>
+      <w:r>
+        <w:rPr>
+          <w:lang w:val="es-ES"/>
+        </w:rPr>
         <w:t xml:space="preserve">2 → d (</w:t>
       </w:r>
       <w:r>
         <w:rPr>
           <w:rStyle w:val="VerbatimChar"/>
+          <w:lang w:val="es-ES"/>
         </w:rPr>
         <w:t xml:space="preserve">access-list</w:t>
       </w:r>
       <w:r>
-        <w:t xml:space="preserve"> </w:t>
-      </w:r>
-      <w:r>
+        <w:rPr>
+          <w:lang w:val="es-ES"/>
+        </w:rPr>
+        <w:t xml:space="preserve"> </w:t>
+      </w:r>
+      <w:r>
+        <w:rPr>
+          <w:lang w:val="es-ES"/>
+        </w:rPr>
         <w:t xml:space="preserve">numerada estándar)</w:t>
       </w:r>
       <w:r>
-        <w:t xml:space="preserve"> </w:t>
-      </w:r>
-      <w:r>
+        <w:rPr>
+          <w:lang w:val="es-ES"/>
+        </w:rPr>
+        <w:t xml:space="preserve"> </w:t>
+      </w:r>
+      <w:r>
+        <w:rPr>
+          <w:lang w:val="es-ES"/>
+        </w:rPr>
         <w:t xml:space="preserve">3 → a (</w:t>
       </w:r>
       <w:r>
         <w:rPr>
           <w:rStyle w:val="VerbatimChar"/>
+          <w:lang w:val="es-ES"/>
         </w:rPr>
         <w:t xml:space="preserve">ip access-list extended</w:t>
       </w:r>
       <w:r>
-        <w:t xml:space="preserve"> </w:t>
-      </w:r>
-      <w:r>
+        <w:rPr>
+          <w:lang w:val="es-ES"/>
+        </w:rPr>
+        <w:t xml:space="preserve"> </w:t>
+      </w:r>
+      <w:r>
+        <w:rPr>
+          <w:lang w:val="es-ES"/>
+        </w:rPr>
         <w:t xml:space="preserve">= ACL nombrada extendida)</w:t>
       </w:r>
       <w:r>
-        <w:t xml:space="preserve"> </w:t>
-      </w:r>
-      <w:r>
+        <w:rPr>
+          <w:lang w:val="es-ES"/>
+        </w:rPr>
+        <w:t xml:space="preserve"> </w:t>
+      </w:r>
+      <w:r>
+        <w:rPr>
+          <w:lang w:val="es-ES"/>
+        </w:rPr>
         <w:t xml:space="preserve">4 → c (</w:t>
       </w:r>
       <w:r>
         <w:rPr>
           <w:rStyle w:val="VerbatimChar"/>
+          <w:lang w:val="es-ES"/>
         </w:rPr>
         <w:t xml:space="preserve">show access-lists</w:t>
       </w:r>
       <w:r>
-        <w:t xml:space="preserve"> </w:t>
-      </w:r>
-      <w:r>
+        <w:rPr>
+          <w:lang w:val="es-ES"/>
+        </w:rPr>
+        <w:t xml:space="preserve"> </w:t>
+      </w:r>
+      <w:r>
+        <w:rPr>
+          <w:lang w:val="es-ES"/>
+        </w:rPr>
         <w:t xml:space="preserve">= ACLs y contadores)</w:t>
       </w:r>
     </w:p>
@@ -384,6 +510,9 @@
         <w:pStyle w:val="Heading2"/>
       </w:pPr>
       <w:r>
+        <w:rPr>
+          <w:lang w:val="es-ES"/>
+        </w:rPr>
         <w:t xml:space="preserve">4. Wildcard masks</w:t>
       </w:r>
     </w:p>
@@ -392,22 +521,35 @@
         <w:pStyle w:val="FirstParagraph"/>
       </w:pPr>
       <w:r>
+        <w:rPr>
+          <w:lang w:val="es-ES"/>
+        </w:rPr>
         <w:t xml:space="preserve">La wildcard es el</w:t>
       </w:r>
       <w:r>
+        <w:rPr>
+          <w:lang w:val="es-ES"/>
+        </w:rPr>
         <w:t xml:space="preserve"> </w:t>
       </w:r>
       <w:r>
         <w:rPr>
           <w:b/>
           <w:bCs/>
+          <w:lang w:val="es-ES"/>
         </w:rPr>
         <w:t xml:space="preserve">inverso</w:t>
       </w:r>
       <w:r>
-        <w:t xml:space="preserve"> </w:t>
-      </w:r>
-      <w:r>
+        <w:rPr>
+          <w:lang w:val="es-ES"/>
+        </w:rPr>
+        <w:t xml:space="preserve"> </w:t>
+      </w:r>
+      <w:r>
+        <w:rPr>
+          <w:lang w:val="es-ES"/>
+        </w:rPr>
         <w:t xml:space="preserve">de la máscara de subred (restando cada octeto a 255):</w:t>
       </w:r>
     </w:p>
@@ -434,6 +576,9 @@
               <w:pStyle w:val="Compact"/>
             </w:pPr>
             <w:r>
+              <w:rPr>
+                <w:lang w:val="es-ES"/>
+              </w:rPr>
               <w:t xml:space="preserve">Máscara de subred</w:t>
             </w:r>
           </w:p>
@@ -445,6 +590,9 @@
               <w:pStyle w:val="Compact"/>
             </w:pPr>
             <w:r>
+              <w:rPr>
+                <w:lang w:val="es-ES"/>
+              </w:rPr>
               <w:t xml:space="preserve">Wildcard</w:t>
             </w:r>
           </w:p>
@@ -456,6 +604,9 @@
               <w:pStyle w:val="Compact"/>
             </w:pPr>
             <w:r>
+              <w:rPr>
+                <w:lang w:val="es-ES"/>
+              </w:rPr>
               <w:t xml:space="preserve">¿Qué representa?</w:t>
             </w:r>
           </w:p>
@@ -469,6 +620,9 @@
               <w:pStyle w:val="Compact"/>
             </w:pPr>
             <w:r>
+              <w:rPr>
+                <w:lang w:val="es-ES"/>
+              </w:rPr>
               <w:t xml:space="preserve">255.255.255.0</w:t>
             </w:r>
           </w:p>
@@ -482,6 +636,7 @@
             <w:r>
               <w:rPr>
                 <w:rStyle w:val="VerbatimChar"/>
+                <w:lang w:val="es-ES"/>
               </w:rPr>
               <w:t xml:space="preserve">0.0.0.255</w:t>
             </w:r>
@@ -494,6 +649,9 @@
               <w:pStyle w:val="Compact"/>
             </w:pPr>
             <w:r>
+              <w:rPr>
+                <w:lang w:val="es-ES"/>
+              </w:rPr>
               <w:t xml:space="preserve">Los 24 primeros bits fijos: una red /24</w:t>
             </w:r>
           </w:p>
@@ -507,6 +665,9 @@
               <w:pStyle w:val="Compact"/>
             </w:pPr>
             <w:r>
+              <w:rPr>
+                <w:lang w:val="es-ES"/>
+              </w:rPr>
               <w:t xml:space="preserve">255.255.255.255</w:t>
             </w:r>
           </w:p>
@@ -520,6 +681,7 @@
             <w:r>
               <w:rPr>
                 <w:rStyle w:val="VerbatimChar"/>
+                <w:lang w:val="es-ES"/>
               </w:rPr>
               <w:t xml:space="preserve">0.0.0.0</w:t>
             </w:r>
@@ -532,22 +694,35 @@
               <w:pStyle w:val="Compact"/>
             </w:pPr>
             <w:r>
+              <w:rPr>
+                <w:lang w:val="es-ES"/>
+              </w:rPr>
               <w:t xml:space="preserve">Todos los bits fijos:</w:t>
             </w:r>
             <w:r>
+              <w:rPr>
+                <w:lang w:val="es-ES"/>
+              </w:rPr>
               <w:t xml:space="preserve"> </w:t>
             </w:r>
             <w:r>
               <w:rPr>
                 <w:b/>
                 <w:bCs/>
+                <w:lang w:val="es-ES"/>
               </w:rPr>
               <w:t xml:space="preserve">solo esa IP</w:t>
             </w:r>
             <w:r>
+              <w:rPr>
+                <w:lang w:val="es-ES"/>
+              </w:rPr>
               <w:t xml:space="preserve"> </w:t>
             </w:r>
             <w:r>
+              <w:rPr>
+                <w:lang w:val="es-ES"/>
+              </w:rPr>
               <w:t xml:space="preserve">(host exacto)</w:t>
             </w:r>
           </w:p>
@@ -561,6 +736,9 @@
               <w:pStyle w:val="Compact"/>
             </w:pPr>
             <w:r>
+              <w:rPr>
+                <w:lang w:val="es-ES"/>
+              </w:rPr>
               <w:t xml:space="preserve">255.255.0.0</w:t>
             </w:r>
           </w:p>
@@ -574,6 +752,7 @@
             <w:r>
               <w:rPr>
                 <w:rStyle w:val="VerbatimChar"/>
+                <w:lang w:val="es-ES"/>
               </w:rPr>
               <w:t xml:space="preserve">0.0.255.255</w:t>
             </w:r>
@@ -586,6 +765,9 @@
               <w:pStyle w:val="Compact"/>
             </w:pPr>
             <w:r>
+              <w:rPr>
+                <w:lang w:val="es-ES"/>
+              </w:rPr>
               <w:t xml:space="preserve">Los 16 primeros bits fijos: una red /16</w:t>
             </w:r>
           </w:p>
@@ -599,6 +781,9 @@
         <w:pStyle w:val="Heading2"/>
       </w:pPr>
       <w:r>
+        <w:rPr>
+          <w:lang w:val="es-ES"/>
+        </w:rPr>
         <w:t xml:space="preserve">5. ACL básica</w:t>
       </w:r>
     </w:p>
@@ -613,6 +798,7 @@
       <w:r>
         <w:rPr>
           <w:rStyle w:val="VerbatimChar"/>
+          <w:lang w:val="es-ES"/>
         </w:rPr>
         <w:t xml:space="preserve">access-list 10 permit 192.168.1.0 0.0.0.255</w:t>
       </w:r>
@@ -628,21 +814,32 @@
       <w:r>
         <w:rPr>
           <w:rStyle w:val="VerbatimChar"/>
+          <w:lang w:val="es-ES"/>
         </w:rPr>
         <w:t xml:space="preserve">interface g0/1</w:t>
       </w:r>
       <w:r>
-        <w:t xml:space="preserve"> </w:t>
-      </w:r>
-      <w:r>
+        <w:rPr>
+          <w:lang w:val="es-ES"/>
+        </w:rPr>
+        <w:t xml:space="preserve"> </w:t>
+      </w:r>
+      <w:r>
+        <w:rPr>
+          <w:lang w:val="es-ES"/>
+        </w:rPr>
         <w:t xml:space="preserve">→</w:t>
       </w:r>
       <w:r>
+        <w:rPr>
+          <w:lang w:val="es-ES"/>
+        </w:rPr>
         <w:t xml:space="preserve"> </w:t>
       </w:r>
       <w:r>
         <w:rPr>
           <w:rStyle w:val="VerbatimChar"/>
+          <w:lang w:val="es-ES"/>
         </w:rPr>
         <w:t xml:space="preserve">ip access-group 10 out</w:t>
       </w:r>
@@ -654,6 +851,9 @@
         <w:pStyle w:val="Heading2"/>
       </w:pPr>
       <w:r>
+        <w:rPr>
+          <w:lang w:val="es-ES"/>
+        </w:rPr>
         <w:t xml:space="preserve">6. Estándar o extendida</w:t>
       </w:r>
     </w:p>
@@ -669,13 +869,20 @@
         <w:rPr>
           <w:b/>
           <w:bCs/>
+          <w:lang w:val="es-ES"/>
         </w:rPr>
         <w:t xml:space="preserve">Estándar.</w:t>
       </w:r>
       <w:r>
-        <w:t xml:space="preserve"> </w:t>
-      </w:r>
-      <w:r>
+        <w:rPr>
+          <w:lang w:val="es-ES"/>
+        </w:rPr>
+        <w:t xml:space="preserve"> </w:t>
+      </w:r>
+      <w:r>
+        <w:rPr>
+          <w:lang w:val="es-ES"/>
+        </w:rPr>
         <w:t xml:space="preserve">Solo filtra por origen, y solo hay un origen que bloquear: el host escaneador. Además la estándar es más ligera.</w:t>
       </w:r>
     </w:p>
@@ -691,13 +898,20 @@
         <w:rPr>
           <w:b/>
           <w:bCs/>
+          <w:lang w:val="es-ES"/>
         </w:rPr>
         <w:t xml:space="preserve">Extendida.</w:t>
       </w:r>
       <w:r>
-        <w:t xml:space="preserve"> </w:t>
-      </w:r>
-      <w:r>
+        <w:rPr>
+          <w:lang w:val="es-ES"/>
+        </w:rPr>
+        <w:t xml:space="preserve"> </w:t>
+      </w:r>
+      <w:r>
+        <w:rPr>
+          <w:lang w:val="es-ES"/>
+        </w:rPr>
         <w:t xml:space="preserve">Filtra protocolo (TCP) y puerto (80/443), cosa que la estándar no puede.</w:t>
       </w:r>
     </w:p>
@@ -713,13 +927,20 @@
         <w:rPr>
           <w:b/>
           <w:bCs/>
+          <w:lang w:val="es-ES"/>
         </w:rPr>
         <w:t xml:space="preserve">Estándar.</w:t>
       </w:r>
       <w:r>
-        <w:t xml:space="preserve"> </w:t>
-      </w:r>
-      <w:r>
+        <w:rPr>
+          <w:lang w:val="es-ES"/>
+        </w:rPr>
+        <w:t xml:space="preserve"> </w:t>
+      </w:r>
+      <w:r>
+        <w:rPr>
+          <w:lang w:val="es-ES"/>
+        </w:rPr>
         <w:t xml:space="preserve">Es el escenario clásico de la estándar: menos CPU y solo interesa el origen.</w:t>
       </w:r>
     </w:p>
@@ -730,6 +951,9 @@
         <w:pStyle w:val="Heading2"/>
       </w:pPr>
       <w:r>
+        <w:rPr>
+          <w:lang w:val="es-ES"/>
+        </w:rPr>
         <w:t xml:space="preserve">7. ¿Dónde aplico la ACL?</w:t>
       </w:r>
     </w:p>
@@ -745,23 +969,34 @@
         <w:rPr>
           <w:b/>
           <w:bCs/>
+          <w:lang w:val="es-ES"/>
         </w:rPr>
         <w:t xml:space="preserve">Cerca del destino</w:t>
       </w:r>
       <w:r>
+        <w:rPr>
+          <w:lang w:val="es-ES"/>
+        </w:rPr>
         <w:t xml:space="preserve">: en R1, interfaz hacia LAN-B, sentido</w:t>
       </w:r>
       <w:r>
+        <w:rPr>
+          <w:lang w:val="es-ES"/>
+        </w:rPr>
         <w:t xml:space="preserve"> </w:t>
       </w:r>
       <w:r>
         <w:rPr>
           <w:b/>
           <w:bCs/>
+          <w:lang w:val="es-ES"/>
         </w:rPr>
         <w:t xml:space="preserve">out</w:t>
       </w:r>
       <w:r>
+        <w:rPr>
+          <w:lang w:val="es-ES"/>
+        </w:rPr>
         <w:t xml:space="preserve">. (Otra opción correcta: en la interfaz que recibe el tráfico de PC1, sentido in.) La estándar se coloca cerca del destino para no filtrar de más en el camino.</w:t>
       </w:r>
     </w:p>
@@ -777,23 +1012,34 @@
         <w:rPr>
           <w:b/>
           <w:bCs/>
+          <w:lang w:val="es-ES"/>
         </w:rPr>
         <w:t xml:space="preserve">Cerca del origen</w:t>
       </w:r>
       <w:r>
+        <w:rPr>
+          <w:lang w:val="es-ES"/>
+        </w:rPr>
         <w:t xml:space="preserve">: en R1, interfaz hacia LAN-A, sentido</w:t>
       </w:r>
       <w:r>
+        <w:rPr>
+          <w:lang w:val="es-ES"/>
+        </w:rPr>
         <w:t xml:space="preserve"> </w:t>
       </w:r>
       <w:r>
         <w:rPr>
           <w:b/>
           <w:bCs/>
+          <w:lang w:val="es-ES"/>
         </w:rPr>
         <w:t xml:space="preserve">in</w:t>
       </w:r>
       <w:r>
+        <w:rPr>
+          <w:lang w:val="es-ES"/>
+        </w:rPr>
         <w:t xml:space="preserve">. La extendida filtra con precisión (protocolo+puerto), así que conviene cortar el tráfico lo antes posible y no consumir ancho de banda en vano.</w:t>
       </w:r>
     </w:p>
@@ -804,6 +1050,9 @@
         <w:pStyle w:val="Heading2"/>
       </w:pPr>
       <w:r>
+        <w:rPr>
+          <w:lang w:val="es-ES"/>
+        </w:rPr>
         <w:t xml:space="preserve">8. Comandos de verificación</w:t>
       </w:r>
     </w:p>
@@ -812,54 +1061,90 @@
         <w:pStyle w:val="FirstParagraph"/>
       </w:pPr>
       <w:r>
+        <w:rPr>
+          <w:lang w:val="es-ES"/>
+        </w:rPr>
         <w:t xml:space="preserve">1 → b (</w:t>
       </w:r>
       <w:r>
         <w:rPr>
           <w:rStyle w:val="VerbatimChar"/>
+          <w:lang w:val="es-ES"/>
         </w:rPr>
         <w:t xml:space="preserve">show access-lists</w:t>
       </w:r>
       <w:r>
-        <w:t xml:space="preserve"> </w:t>
-      </w:r>
-      <w:r>
+        <w:rPr>
+          <w:lang w:val="es-ES"/>
+        </w:rPr>
+        <w:t xml:space="preserve"> </w:t>
+      </w:r>
+      <w:r>
+        <w:rPr>
+          <w:lang w:val="es-ES"/>
+        </w:rPr>
         <w:t xml:space="preserve">muestra contadores de matches por línea)</w:t>
       </w:r>
       <w:r>
-        <w:t xml:space="preserve"> </w:t>
-      </w:r>
-      <w:r>
+        <w:rPr>
+          <w:lang w:val="es-ES"/>
+        </w:rPr>
+        <w:t xml:space="preserve"> </w:t>
+      </w:r>
+      <w:r>
+        <w:rPr>
+          <w:lang w:val="es-ES"/>
+        </w:rPr>
         <w:t xml:space="preserve">2 → a (</w:t>
       </w:r>
       <w:r>
         <w:rPr>
           <w:rStyle w:val="VerbatimChar"/>
+          <w:lang w:val="es-ES"/>
         </w:rPr>
         <w:t xml:space="preserve">show ip interface</w:t>
       </w:r>
       <w:r>
-        <w:t xml:space="preserve"> </w:t>
-      </w:r>
-      <w:r>
+        <w:rPr>
+          <w:lang w:val="es-ES"/>
+        </w:rPr>
+        <w:t xml:space="preserve"> </w:t>
+      </w:r>
+      <w:r>
+        <w:rPr>
+          <w:lang w:val="es-ES"/>
+        </w:rPr>
         <w:t xml:space="preserve">indica la ACL aplicada y el sentido)</w:t>
       </w:r>
       <w:r>
-        <w:t xml:space="preserve"> </w:t>
-      </w:r>
-      <w:r>
+        <w:rPr>
+          <w:lang w:val="es-ES"/>
+        </w:rPr>
+        <w:t xml:space="preserve"> </w:t>
+      </w:r>
+      <w:r>
+        <w:rPr>
+          <w:lang w:val="es-ES"/>
+        </w:rPr>
         <w:t xml:space="preserve">3 → c (</w:t>
       </w:r>
       <w:r>
         <w:rPr>
           <w:rStyle w:val="VerbatimChar"/>
+          <w:lang w:val="es-ES"/>
         </w:rPr>
         <w:t xml:space="preserve">show running-config</w:t>
       </w:r>
       <w:r>
-        <w:t xml:space="preserve"> </w:t>
-      </w:r>
-      <w:r>
+        <w:rPr>
+          <w:lang w:val="es-ES"/>
+        </w:rPr>
+        <w:t xml:space="preserve"> </w:t>
+      </w:r>
+      <w:r>
+        <w:rPr>
+          <w:lang w:val="es-ES"/>
+        </w:rPr>
         <w:t xml:space="preserve">muestra las líneas tal como las escribiste)</w:t>
       </w:r>
     </w:p>

--- a/docx/08-acl-seguridad/boletin-U08-inicial-resuelto.docx
+++ b/docx/08-acl-seguridad/boletin-U08-inicial-resuelto.docx
@@ -15,9 +15,6 @@
             <w:pStyle w:val="TOCHeading"/>
           </w:pPr>
           <w:r>
-            <w:rPr>
-              <w:lang w:val="es-ES"/>
-            </w:rPr>
             <w:t xml:space="preserve">Table of Contents</w:t>
           </w:r>
         </w:p>
@@ -37,9 +34,6 @@
         <w:pStyle w:val="Heading1"/>
       </w:pPr>
       <w:r>
-        <w:rPr>
-          <w:lang w:val="es-ES"/>
-        </w:rPr>
         <w:t xml:space="preserve">Boletín UD8 — Inicial (Resuelto)</w:t>
       </w:r>
     </w:p>
@@ -50,9 +44,6 @@
         <w:pStyle w:val="Heading1"/>
       </w:pPr>
       <w:r>
-        <w:rPr>
-          <w:lang w:val="es-ES"/>
-        </w:rPr>
         <w:t xml:space="preserve">✅ Boletín UD8 — Inicial (Resuelto)</w:t>
       </w:r>
     </w:p>
@@ -69,9 +60,6 @@
         <w:pStyle w:val="Heading2"/>
       </w:pPr>
       <w:r>
-        <w:rPr>
-          <w:lang w:val="es-ES"/>
-        </w:rPr>
         <w:t xml:space="preserve">1. Verdadero o falso</w:t>
       </w:r>
     </w:p>
@@ -87,20 +75,13 @@
         <w:rPr>
           <w:b/>
           <w:bCs/>
-          <w:lang w:val="es-ES"/>
         </w:rPr>
         <w:t xml:space="preserve">Verdadero.</w:t>
       </w:r>
       <w:r>
-        <w:rPr>
-          <w:lang w:val="es-ES"/>
-        </w:rPr>
-        <w:t xml:space="preserve"> </w:t>
-      </w:r>
-      <w:r>
-        <w:rPr>
-          <w:lang w:val="es-ES"/>
-        </w:rPr>
+        <w:t xml:space="preserve"> </w:t>
+      </w:r>
+      <w:r>
         <w:t xml:space="preserve">Solo IP origen (o rechaza todo lo demás). Para origen+destino+puerto, extendida.</w:t>
       </w:r>
     </w:p>
@@ -116,46 +97,29 @@
         <w:rPr>
           <w:b/>
           <w:bCs/>
-          <w:lang w:val="es-ES"/>
         </w:rPr>
         <w:t xml:space="preserve">Falso.</w:t>
       </w:r>
       <w:r>
-        <w:rPr>
-          <w:lang w:val="es-ES"/>
-        </w:rPr>
-        <w:t xml:space="preserve"> </w:t>
-      </w:r>
-      <w:r>
-        <w:rPr>
-          <w:lang w:val="es-ES"/>
-        </w:rPr>
+        <w:t xml:space="preserve"> </w:t>
+      </w:r>
+      <w:r>
         <w:t xml:space="preserve">Al final hay un</w:t>
       </w:r>
       <w:r>
-        <w:rPr>
-          <w:lang w:val="es-ES"/>
-        </w:rPr>
         <w:t xml:space="preserve"> </w:t>
       </w:r>
       <w:r>
         <w:rPr>
           <w:b/>
           <w:bCs/>
-          <w:lang w:val="es-ES"/>
         </w:rPr>
         <w:t xml:space="preserve">deny any</w:t>
       </w:r>
       <w:r>
-        <w:rPr>
-          <w:lang w:val="es-ES"/>
-        </w:rPr>
-        <w:t xml:space="preserve"> </w:t>
-      </w:r>
-      <w:r>
-        <w:rPr>
-          <w:lang w:val="es-ES"/>
-        </w:rPr>
+        <w:t xml:space="preserve"> </w:t>
+      </w:r>
+      <w:r>
         <w:t xml:space="preserve">implícito, no permit.</w:t>
       </w:r>
     </w:p>
@@ -171,20 +135,13 @@
         <w:rPr>
           <w:b/>
           <w:bCs/>
-          <w:lang w:val="es-ES"/>
         </w:rPr>
         <w:t xml:space="preserve">Verdadero.</w:t>
       </w:r>
       <w:r>
-        <w:rPr>
-          <w:lang w:val="es-ES"/>
-        </w:rPr>
-        <w:t xml:space="preserve"> </w:t>
-      </w:r>
-      <w:r>
-        <w:rPr>
-          <w:lang w:val="es-ES"/>
-        </w:rPr>
+        <w:t xml:space="preserve"> </w:t>
+      </w:r>
+      <w:r>
         <w:t xml:space="preserve">Protocolo (IP, TCP, UDP, ICMP…), IP origen/destino y puerto de origen/destino.</w:t>
       </w:r>
     </w:p>
@@ -200,20 +157,13 @@
         <w:rPr>
           <w:b/>
           <w:bCs/>
-          <w:lang w:val="es-ES"/>
         </w:rPr>
         <w:t xml:space="preserve">Verdadero.</w:t>
       </w:r>
       <w:r>
-        <w:rPr>
-          <w:lang w:val="es-ES"/>
-        </w:rPr>
-        <w:t xml:space="preserve"> </w:t>
-      </w:r>
-      <w:r>
-        <w:rPr>
-          <w:lang w:val="es-ES"/>
-        </w:rPr>
+        <w:t xml:space="preserve"> </w:t>
+      </w:r>
+      <w:r>
         <w:t xml:space="preserve">Con solo líneas deny, el deny any implícito del final rechaza todo: la ACL corta el 100% del tráfico que evalúa.</w:t>
       </w:r>
     </w:p>
@@ -229,20 +179,13 @@
         <w:rPr>
           <w:b/>
           <w:bCs/>
-          <w:lang w:val="es-ES"/>
         </w:rPr>
         <w:t xml:space="preserve">Verdadero.</w:t>
       </w:r>
       <w:r>
-        <w:rPr>
-          <w:lang w:val="es-ES"/>
-        </w:rPr>
-        <w:t xml:space="preserve"> </w:t>
-      </w:r>
-      <w:r>
-        <w:rPr>
-          <w:lang w:val="es-ES"/>
-        </w:rPr>
+        <w:t xml:space="preserve"> </w:t>
+      </w:r>
+      <w:r>
         <w:t xml:space="preserve">Y con contadores de matches por línea, muy útil para diagnosticar.</w:t>
       </w:r>
     </w:p>
@@ -253,9 +196,6 @@
         <w:pStyle w:val="Heading2"/>
       </w:pPr>
       <w:r>
-        <w:rPr>
-          <w:lang w:val="es-ES"/>
-        </w:rPr>
         <w:t xml:space="preserve">2. Números de ACL</w:t>
       </w:r>
     </w:p>
@@ -280,9 +220,6 @@
               <w:pStyle w:val="Compact"/>
             </w:pPr>
             <w:r>
-              <w:rPr>
-                <w:lang w:val="es-ES"/>
-              </w:rPr>
               <w:t xml:space="preserve">Tipo</w:t>
             </w:r>
           </w:p>
@@ -294,9 +231,6 @@
               <w:pStyle w:val="Compact"/>
             </w:pPr>
             <w:r>
-              <w:rPr>
-                <w:lang w:val="es-ES"/>
-              </w:rPr>
               <w:t xml:space="preserve">Rango</w:t>
             </w:r>
           </w:p>
@@ -310,9 +244,6 @@
               <w:pStyle w:val="Compact"/>
             </w:pPr>
             <w:r>
-              <w:rPr>
-                <w:lang w:val="es-ES"/>
-              </w:rPr>
               <w:t xml:space="preserve">Estándar</w:t>
             </w:r>
           </w:p>
@@ -327,7 +258,6 @@
               <w:rPr>
                 <w:b/>
                 <w:bCs/>
-                <w:lang w:val="es-ES"/>
               </w:rPr>
               <w:t xml:space="preserve">1-99, 1300-1999</w:t>
             </w:r>
@@ -342,9 +272,6 @@
               <w:pStyle w:val="Compact"/>
             </w:pPr>
             <w:r>
-              <w:rPr>
-                <w:lang w:val="es-ES"/>
-              </w:rPr>
               <w:t xml:space="preserve">Extendida</w:t>
             </w:r>
           </w:p>
@@ -359,7 +286,6 @@
               <w:rPr>
                 <w:b/>
                 <w:bCs/>
-                <w:lang w:val="es-ES"/>
               </w:rPr>
               <w:t xml:space="preserve">100-199, 2000-2699</w:t>
             </w:r>
@@ -374,9 +300,6 @@
         <w:pStyle w:val="Heading2"/>
       </w:pPr>
       <w:r>
-        <w:rPr>
-          <w:lang w:val="es-ES"/>
-        </w:rPr>
         <w:t xml:space="preserve">3. ¿Qué comando?</w:t>
       </w:r>
     </w:p>
@@ -385,121 +308,72 @@
         <w:pStyle w:val="FirstParagraph"/>
       </w:pPr>
       <w:r>
-        <w:rPr>
-          <w:lang w:val="es-ES"/>
-        </w:rPr>
         <w:t xml:space="preserve">1 → b (</w:t>
       </w:r>
       <w:r>
         <w:rPr>
           <w:rStyle w:val="VerbatimChar"/>
-          <w:lang w:val="es-ES"/>
         </w:rPr>
         <w:t xml:space="preserve">ip access-group</w:t>
       </w:r>
       <w:r>
-        <w:rPr>
-          <w:lang w:val="es-ES"/>
-        </w:rPr>
-        <w:t xml:space="preserve"> </w:t>
-      </w:r>
-      <w:r>
-        <w:rPr>
-          <w:lang w:val="es-ES"/>
-        </w:rPr>
+        <w:t xml:space="preserve"> </w:t>
+      </w:r>
+      <w:r>
         <w:t xml:space="preserve">= aplicar ACL a interfaz)</w:t>
       </w:r>
       <w:r>
-        <w:rPr>
-          <w:lang w:val="es-ES"/>
-        </w:rPr>
-        <w:t xml:space="preserve"> </w:t>
-      </w:r>
-      <w:r>
-        <w:rPr>
-          <w:lang w:val="es-ES"/>
-        </w:rPr>
+        <w:t xml:space="preserve"> </w:t>
+      </w:r>
+      <w:r>
         <w:t xml:space="preserve">2 → d (</w:t>
       </w:r>
       <w:r>
         <w:rPr>
           <w:rStyle w:val="VerbatimChar"/>
-          <w:lang w:val="es-ES"/>
         </w:rPr>
         <w:t xml:space="preserve">access-list</w:t>
       </w:r>
       <w:r>
-        <w:rPr>
-          <w:lang w:val="es-ES"/>
-        </w:rPr>
-        <w:t xml:space="preserve"> </w:t>
-      </w:r>
-      <w:r>
-        <w:rPr>
-          <w:lang w:val="es-ES"/>
-        </w:rPr>
+        <w:t xml:space="preserve"> </w:t>
+      </w:r>
+      <w:r>
         <w:t xml:space="preserve">numerada estándar)</w:t>
       </w:r>
       <w:r>
-        <w:rPr>
-          <w:lang w:val="es-ES"/>
-        </w:rPr>
-        <w:t xml:space="preserve"> </w:t>
-      </w:r>
-      <w:r>
-        <w:rPr>
-          <w:lang w:val="es-ES"/>
-        </w:rPr>
+        <w:t xml:space="preserve"> </w:t>
+      </w:r>
+      <w:r>
         <w:t xml:space="preserve">3 → a (</w:t>
       </w:r>
       <w:r>
         <w:rPr>
           <w:rStyle w:val="VerbatimChar"/>
-          <w:lang w:val="es-ES"/>
         </w:rPr>
         <w:t xml:space="preserve">ip access-list extended</w:t>
       </w:r>
       <w:r>
-        <w:rPr>
-          <w:lang w:val="es-ES"/>
-        </w:rPr>
-        <w:t xml:space="preserve"> </w:t>
-      </w:r>
-      <w:r>
-        <w:rPr>
-          <w:lang w:val="es-ES"/>
-        </w:rPr>
+        <w:t xml:space="preserve"> </w:t>
+      </w:r>
+      <w:r>
         <w:t xml:space="preserve">= ACL nombrada extendida)</w:t>
       </w:r>
       <w:r>
-        <w:rPr>
-          <w:lang w:val="es-ES"/>
-        </w:rPr>
-        <w:t xml:space="preserve"> </w:t>
-      </w:r>
-      <w:r>
-        <w:rPr>
-          <w:lang w:val="es-ES"/>
-        </w:rPr>
+        <w:t xml:space="preserve"> </w:t>
+      </w:r>
+      <w:r>
         <w:t xml:space="preserve">4 → c (</w:t>
       </w:r>
       <w:r>
         <w:rPr>
           <w:rStyle w:val="VerbatimChar"/>
-          <w:lang w:val="es-ES"/>
         </w:rPr>
         <w:t xml:space="preserve">show access-lists</w:t>
       </w:r>
       <w:r>
-        <w:rPr>
-          <w:lang w:val="es-ES"/>
-        </w:rPr>
-        <w:t xml:space="preserve"> </w:t>
-      </w:r>
-      <w:r>
-        <w:rPr>
-          <w:lang w:val="es-ES"/>
-        </w:rPr>
+        <w:t xml:space="preserve"> </w:t>
+      </w:r>
+      <w:r>
         <w:t xml:space="preserve">= ACLs y contadores)</w:t>
       </w:r>
     </w:p>
@@ -510,9 +384,6 @@
         <w:pStyle w:val="Heading2"/>
       </w:pPr>
       <w:r>
-        <w:rPr>
-          <w:lang w:val="es-ES"/>
-        </w:rPr>
         <w:t xml:space="preserve">4. Wildcard masks</w:t>
       </w:r>
     </w:p>
@@ -521,35 +392,22 @@
         <w:pStyle w:val="FirstParagraph"/>
       </w:pPr>
       <w:r>
-        <w:rPr>
-          <w:lang w:val="es-ES"/>
-        </w:rPr>
         <w:t xml:space="preserve">La wildcard es el</w:t>
       </w:r>
       <w:r>
-        <w:rPr>
-          <w:lang w:val="es-ES"/>
-        </w:rPr>
         <w:t xml:space="preserve"> </w:t>
       </w:r>
       <w:r>
         <w:rPr>
           <w:b/>
           <w:bCs/>
-          <w:lang w:val="es-ES"/>
         </w:rPr>
         <w:t xml:space="preserve">inverso</w:t>
       </w:r>
       <w:r>
-        <w:rPr>
-          <w:lang w:val="es-ES"/>
-        </w:rPr>
-        <w:t xml:space="preserve"> </w:t>
-      </w:r>
-      <w:r>
-        <w:rPr>
-          <w:lang w:val="es-ES"/>
-        </w:rPr>
+        <w:t xml:space="preserve"> </w:t>
+      </w:r>
+      <w:r>
         <w:t xml:space="preserve">de la máscara de subred (restando cada octeto a 255):</w:t>
       </w:r>
     </w:p>
@@ -576,9 +434,6 @@
               <w:pStyle w:val="Compact"/>
             </w:pPr>
             <w:r>
-              <w:rPr>
-                <w:lang w:val="es-ES"/>
-              </w:rPr>
               <w:t xml:space="preserve">Máscara de subred</w:t>
             </w:r>
           </w:p>
@@ -590,9 +445,6 @@
               <w:pStyle w:val="Compact"/>
             </w:pPr>
             <w:r>
-              <w:rPr>
-                <w:lang w:val="es-ES"/>
-              </w:rPr>
               <w:t xml:space="preserve">Wildcard</w:t>
             </w:r>
           </w:p>
@@ -604,9 +456,6 @@
               <w:pStyle w:val="Compact"/>
             </w:pPr>
             <w:r>
-              <w:rPr>
-                <w:lang w:val="es-ES"/>
-              </w:rPr>
               <w:t xml:space="preserve">¿Qué representa?</w:t>
             </w:r>
           </w:p>
@@ -620,9 +469,6 @@
               <w:pStyle w:val="Compact"/>
             </w:pPr>
             <w:r>
-              <w:rPr>
-                <w:lang w:val="es-ES"/>
-              </w:rPr>
               <w:t xml:space="preserve">255.255.255.0</w:t>
             </w:r>
           </w:p>
@@ -636,7 +482,6 @@
             <w:r>
               <w:rPr>
                 <w:rStyle w:val="VerbatimChar"/>
-                <w:lang w:val="es-ES"/>
               </w:rPr>
               <w:t xml:space="preserve">0.0.0.255</w:t>
             </w:r>
@@ -649,9 +494,6 @@
               <w:pStyle w:val="Compact"/>
             </w:pPr>
             <w:r>
-              <w:rPr>
-                <w:lang w:val="es-ES"/>
-              </w:rPr>
               <w:t xml:space="preserve">Los 24 primeros bits fijos: una red /24</w:t>
             </w:r>
           </w:p>
@@ -665,9 +507,6 @@
               <w:pStyle w:val="Compact"/>
             </w:pPr>
             <w:r>
-              <w:rPr>
-                <w:lang w:val="es-ES"/>
-              </w:rPr>
               <w:t xml:space="preserve">255.255.255.255</w:t>
             </w:r>
           </w:p>
@@ -681,7 +520,6 @@
             <w:r>
               <w:rPr>
                 <w:rStyle w:val="VerbatimChar"/>
-                <w:lang w:val="es-ES"/>
               </w:rPr>
               <w:t xml:space="preserve">0.0.0.0</w:t>
             </w:r>
@@ -694,35 +532,22 @@
               <w:pStyle w:val="Compact"/>
             </w:pPr>
             <w:r>
-              <w:rPr>
-                <w:lang w:val="es-ES"/>
-              </w:rPr>
               <w:t xml:space="preserve">Todos los bits fijos:</w:t>
             </w:r>
             <w:r>
-              <w:rPr>
-                <w:lang w:val="es-ES"/>
-              </w:rPr>
               <w:t xml:space="preserve"> </w:t>
             </w:r>
             <w:r>
               <w:rPr>
                 <w:b/>
                 <w:bCs/>
-                <w:lang w:val="es-ES"/>
               </w:rPr>
               <w:t xml:space="preserve">solo esa IP</w:t>
             </w:r>
             <w:r>
-              <w:rPr>
-                <w:lang w:val="es-ES"/>
-              </w:rPr>
               <w:t xml:space="preserve"> </w:t>
             </w:r>
             <w:r>
-              <w:rPr>
-                <w:lang w:val="es-ES"/>
-              </w:rPr>
               <w:t xml:space="preserve">(host exacto)</w:t>
             </w:r>
           </w:p>
@@ -736,9 +561,6 @@
               <w:pStyle w:val="Compact"/>
             </w:pPr>
             <w:r>
-              <w:rPr>
-                <w:lang w:val="es-ES"/>
-              </w:rPr>
               <w:t xml:space="preserve">255.255.0.0</w:t>
             </w:r>
           </w:p>
@@ -752,7 +574,6 @@
             <w:r>
               <w:rPr>
                 <w:rStyle w:val="VerbatimChar"/>
-                <w:lang w:val="es-ES"/>
               </w:rPr>
               <w:t xml:space="preserve">0.0.255.255</w:t>
             </w:r>
@@ -765,9 +586,6 @@
               <w:pStyle w:val="Compact"/>
             </w:pPr>
             <w:r>
-              <w:rPr>
-                <w:lang w:val="es-ES"/>
-              </w:rPr>
               <w:t xml:space="preserve">Los 16 primeros bits fijos: una red /16</w:t>
             </w:r>
           </w:p>
@@ -781,9 +599,6 @@
         <w:pStyle w:val="Heading2"/>
       </w:pPr>
       <w:r>
-        <w:rPr>
-          <w:lang w:val="es-ES"/>
-        </w:rPr>
         <w:t xml:space="preserve">5. ACL básica</w:t>
       </w:r>
     </w:p>
@@ -798,7 +613,6 @@
       <w:r>
         <w:rPr>
           <w:rStyle w:val="VerbatimChar"/>
-          <w:lang w:val="es-ES"/>
         </w:rPr>
         <w:t xml:space="preserve">access-list 10 permit 192.168.1.0 0.0.0.255</w:t>
       </w:r>
@@ -814,32 +628,21 @@
       <w:r>
         <w:rPr>
           <w:rStyle w:val="VerbatimChar"/>
-          <w:lang w:val="es-ES"/>
         </w:rPr>
         <w:t xml:space="preserve">interface g0/1</w:t>
       </w:r>
       <w:r>
-        <w:rPr>
-          <w:lang w:val="es-ES"/>
-        </w:rPr>
-        <w:t xml:space="preserve"> </w:t>
-      </w:r>
-      <w:r>
-        <w:rPr>
-          <w:lang w:val="es-ES"/>
-        </w:rPr>
+        <w:t xml:space="preserve"> </w:t>
+      </w:r>
+      <w:r>
         <w:t xml:space="preserve">→</w:t>
       </w:r>
       <w:r>
-        <w:rPr>
-          <w:lang w:val="es-ES"/>
-        </w:rPr>
         <w:t xml:space="preserve"> </w:t>
       </w:r>
       <w:r>
         <w:rPr>
           <w:rStyle w:val="VerbatimChar"/>
-          <w:lang w:val="es-ES"/>
         </w:rPr>
         <w:t xml:space="preserve">ip access-group 10 out</w:t>
       </w:r>
@@ -851,9 +654,6 @@
         <w:pStyle w:val="Heading2"/>
       </w:pPr>
       <w:r>
-        <w:rPr>
-          <w:lang w:val="es-ES"/>
-        </w:rPr>
         <w:t xml:space="preserve">6. Estándar o extendida</w:t>
       </w:r>
     </w:p>
@@ -869,20 +669,13 @@
         <w:rPr>
           <w:b/>
           <w:bCs/>
-          <w:lang w:val="es-ES"/>
         </w:rPr>
         <w:t xml:space="preserve">Estándar.</w:t>
       </w:r>
       <w:r>
-        <w:rPr>
-          <w:lang w:val="es-ES"/>
-        </w:rPr>
-        <w:t xml:space="preserve"> </w:t>
-      </w:r>
-      <w:r>
-        <w:rPr>
-          <w:lang w:val="es-ES"/>
-        </w:rPr>
+        <w:t xml:space="preserve"> </w:t>
+      </w:r>
+      <w:r>
         <w:t xml:space="preserve">Solo filtra por origen, y solo hay un origen que bloquear: el host escaneador. Además la estándar es más ligera.</w:t>
       </w:r>
     </w:p>
@@ -898,20 +691,13 @@
         <w:rPr>
           <w:b/>
           <w:bCs/>
-          <w:lang w:val="es-ES"/>
         </w:rPr>
         <w:t xml:space="preserve">Extendida.</w:t>
       </w:r>
       <w:r>
-        <w:rPr>
-          <w:lang w:val="es-ES"/>
-        </w:rPr>
-        <w:t xml:space="preserve"> </w:t>
-      </w:r>
-      <w:r>
-        <w:rPr>
-          <w:lang w:val="es-ES"/>
-        </w:rPr>
+        <w:t xml:space="preserve"> </w:t>
+      </w:r>
+      <w:r>
         <w:t xml:space="preserve">Filtra protocolo (TCP) y puerto (80/443), cosa que la estándar no puede.</w:t>
       </w:r>
     </w:p>
@@ -927,20 +713,13 @@
         <w:rPr>
           <w:b/>
           <w:bCs/>
-          <w:lang w:val="es-ES"/>
         </w:rPr>
         <w:t xml:space="preserve">Estándar.</w:t>
       </w:r>
       <w:r>
-        <w:rPr>
-          <w:lang w:val="es-ES"/>
-        </w:rPr>
-        <w:t xml:space="preserve"> </w:t>
-      </w:r>
-      <w:r>
-        <w:rPr>
-          <w:lang w:val="es-ES"/>
-        </w:rPr>
+        <w:t xml:space="preserve"> </w:t>
+      </w:r>
+      <w:r>
         <w:t xml:space="preserve">Es el escenario clásico de la estándar: menos CPU y solo interesa el origen.</w:t>
       </w:r>
     </w:p>
@@ -951,9 +730,6 @@
         <w:pStyle w:val="Heading2"/>
       </w:pPr>
       <w:r>
-        <w:rPr>
-          <w:lang w:val="es-ES"/>
-        </w:rPr>
         <w:t xml:space="preserve">7. ¿Dónde aplico la ACL?</w:t>
       </w:r>
     </w:p>
@@ -969,34 +745,23 @@
         <w:rPr>
           <w:b/>
           <w:bCs/>
-          <w:lang w:val="es-ES"/>
         </w:rPr>
         <w:t xml:space="preserve">Cerca del destino</w:t>
       </w:r>
       <w:r>
-        <w:rPr>
-          <w:lang w:val="es-ES"/>
-        </w:rPr>
         <w:t xml:space="preserve">: en R1, interfaz hacia LAN-B, sentido</w:t>
       </w:r>
       <w:r>
-        <w:rPr>
-          <w:lang w:val="es-ES"/>
-        </w:rPr>
         <w:t xml:space="preserve"> </w:t>
       </w:r>
       <w:r>
         <w:rPr>
           <w:b/>
           <w:bCs/>
-          <w:lang w:val="es-ES"/>
         </w:rPr>
         <w:t xml:space="preserve">out</w:t>
       </w:r>
       <w:r>
-        <w:rPr>
-          <w:lang w:val="es-ES"/>
-        </w:rPr>
         <w:t xml:space="preserve">. (Otra opción correcta: en la interfaz que recibe el tráfico de PC1, sentido in.) La estándar se coloca cerca del destino para no filtrar de más en el camino.</w:t>
       </w:r>
     </w:p>
@@ -1012,34 +777,23 @@
         <w:rPr>
           <w:b/>
           <w:bCs/>
-          <w:lang w:val="es-ES"/>
         </w:rPr>
         <w:t xml:space="preserve">Cerca del origen</w:t>
       </w:r>
       <w:r>
-        <w:rPr>
-          <w:lang w:val="es-ES"/>
-        </w:rPr>
         <w:t xml:space="preserve">: en R1, interfaz hacia LAN-A, sentido</w:t>
       </w:r>
       <w:r>
-        <w:rPr>
-          <w:lang w:val="es-ES"/>
-        </w:rPr>
         <w:t xml:space="preserve"> </w:t>
       </w:r>
       <w:r>
         <w:rPr>
           <w:b/>
           <w:bCs/>
-          <w:lang w:val="es-ES"/>
         </w:rPr>
         <w:t xml:space="preserve">in</w:t>
       </w:r>
       <w:r>
-        <w:rPr>
-          <w:lang w:val="es-ES"/>
-        </w:rPr>
         <w:t xml:space="preserve">. La extendida filtra con precisión (protocolo+puerto), así que conviene cortar el tráfico lo antes posible y no consumir ancho de banda en vano.</w:t>
       </w:r>
     </w:p>
@@ -1050,9 +804,6 @@
         <w:pStyle w:val="Heading2"/>
       </w:pPr>
       <w:r>
-        <w:rPr>
-          <w:lang w:val="es-ES"/>
-        </w:rPr>
         <w:t xml:space="preserve">8. Comandos de verificación</w:t>
       </w:r>
     </w:p>
@@ -1061,90 +812,54 @@
         <w:pStyle w:val="FirstParagraph"/>
       </w:pPr>
       <w:r>
-        <w:rPr>
-          <w:lang w:val="es-ES"/>
-        </w:rPr>
         <w:t xml:space="preserve">1 → b (</w:t>
       </w:r>
       <w:r>
         <w:rPr>
           <w:rStyle w:val="VerbatimChar"/>
-          <w:lang w:val="es-ES"/>
         </w:rPr>
         <w:t xml:space="preserve">show access-lists</w:t>
       </w:r>
       <w:r>
-        <w:rPr>
-          <w:lang w:val="es-ES"/>
-        </w:rPr>
-        <w:t xml:space="preserve"> </w:t>
-      </w:r>
-      <w:r>
-        <w:rPr>
-          <w:lang w:val="es-ES"/>
-        </w:rPr>
+        <w:t xml:space="preserve"> </w:t>
+      </w:r>
+      <w:r>
         <w:t xml:space="preserve">muestra contadores de matches por línea)</w:t>
       </w:r>
       <w:r>
-        <w:rPr>
-          <w:lang w:val="es-ES"/>
-        </w:rPr>
-        <w:t xml:space="preserve"> </w:t>
-      </w:r>
-      <w:r>
-        <w:rPr>
-          <w:lang w:val="es-ES"/>
-        </w:rPr>
+        <w:t xml:space="preserve"> </w:t>
+      </w:r>
+      <w:r>
         <w:t xml:space="preserve">2 → a (</w:t>
       </w:r>
       <w:r>
         <w:rPr>
           <w:rStyle w:val="VerbatimChar"/>
-          <w:lang w:val="es-ES"/>
         </w:rPr>
         <w:t xml:space="preserve">show ip interface</w:t>
       </w:r>
       <w:r>
-        <w:rPr>
-          <w:lang w:val="es-ES"/>
-        </w:rPr>
-        <w:t xml:space="preserve"> </w:t>
-      </w:r>
-      <w:r>
-        <w:rPr>
-          <w:lang w:val="es-ES"/>
-        </w:rPr>
+        <w:t xml:space="preserve"> </w:t>
+      </w:r>
+      <w:r>
         <w:t xml:space="preserve">indica la ACL aplicada y el sentido)</w:t>
       </w:r>
       <w:r>
-        <w:rPr>
-          <w:lang w:val="es-ES"/>
-        </w:rPr>
-        <w:t xml:space="preserve"> </w:t>
-      </w:r>
-      <w:r>
-        <w:rPr>
-          <w:lang w:val="es-ES"/>
-        </w:rPr>
+        <w:t xml:space="preserve"> </w:t>
+      </w:r>
+      <w:r>
         <w:t xml:space="preserve">3 → c (</w:t>
       </w:r>
       <w:r>
         <w:rPr>
           <w:rStyle w:val="VerbatimChar"/>
-          <w:lang w:val="es-ES"/>
         </w:rPr>
         <w:t xml:space="preserve">show running-config</w:t>
       </w:r>
       <w:r>
-        <w:rPr>
-          <w:lang w:val="es-ES"/>
-        </w:rPr>
-        <w:t xml:space="preserve"> </w:t>
-      </w:r>
-      <w:r>
-        <w:rPr>
-          <w:lang w:val="es-ES"/>
-        </w:rPr>
+        <w:t xml:space="preserve"> </w:t>
+      </w:r>
+      <w:r>
         <w:t xml:space="preserve">muestra las líneas tal como las escribiste)</w:t>
       </w:r>
     </w:p>

--- a/docx/08-acl-seguridad/boletin-U08-inicial-resuelto.docx
+++ b/docx/08-acl-seguridad/boletin-U08-inicial-resuelto.docx
@@ -28,23 +28,23 @@
         </w:p>
       </w:sdtContent>
     </w:sdt>
-    <w:bookmarkStart w:id="9" w:name="boletín-ud8-inicial-resuelto"/>
+    <w:bookmarkStart w:id="9" w:name="Xc8ad1bccbd9b60b45911f6ace7b6ee44db820c9"/>
     <w:p>
       <w:pPr>
         <w:pStyle w:val="Heading1"/>
       </w:pPr>
       <w:r>
-        <w:t xml:space="preserve">Boletín UD8 — Inicial (Resuelto)</w:t>
+        <w:t xml:space="preserve">Boletín de ACL y seguridad — Inicial (Resuelto)</w:t>
       </w:r>
     </w:p>
     <w:bookmarkEnd w:id="9"/>
-    <w:bookmarkStart w:id="18" w:name="boletín-ud8-inicial-resuelto-1"/>
+    <w:bookmarkStart w:id="18" w:name="Xb7a6bf7c94076c4c20ef1966cd5ed3ac0eab74f"/>
     <w:p>
       <w:pPr>
         <w:pStyle w:val="Heading1"/>
       </w:pPr>
       <w:r>
-        <w:t xml:space="preserve">✅ Boletín UD8 — Inicial (Resuelto)</w:t>
+        <w:t xml:space="preserve">✅ Boletín de ACL y seguridad — Inicial (Resuelto)</w:t>
       </w:r>
     </w:p>
     <w:p>
